--- a/docs/metodichka/rpd/RPD_2027_OPD_1kurs_chernovik.docx
+++ b/docs/metodichka/rpd/RPD_2027_OPD_1kurs_chernovik.docx
@@ -552,7 +552,7 @@
                 <w:sz w:val="18"/>
                 <w:szCs w:val="18"/>
               </w:rPr>
-              <w:t xml:space="preserve">пять разделов = пять фаз жизненного цикла (в PMBOK 8 — области фокуса, focus areas); внутри — домены практики (performance domains) PMBOK 8 и инструменты PMBOK 6</w:t>
+              <w:t xml:space="preserve">шесть разделов: рамка курса и пять фаз жизненного цикла (в PMBOK 8 — области фокуса, focus areas); внутри — домены практики (performance domains) PMBOK 8 и инструменты PMBOK 6. Разделы совпадают с главами методических указаний</w:t>
             </w:r>
           </w:p>
         </w:tc>
@@ -4174,20 +4174,20 @@
                 <w:sz w:val="18"/>
                 <w:szCs w:val="18"/>
               </w:rPr>
-              <w:t xml:space="preserve">Раздел 4. Исполнение, мониторинг и контроль.</w:t>
-            </w:r>
-            <w:r>
-              <w:rPr>
-                <w:rFonts w:ascii="Arial" w:cs="Arial" w:eastAsia="Arial" w:hAnsi="Arial"/>
-                <w:b w:val="false"/>
-                <w:bCs w:val="false"/>
-                <w:i w:val="false"/>
-                <w:iCs w:val="false"/>
-                <w:color w:val="1A1A1A"/>
-                <w:sz w:val="18"/>
-                <w:szCs w:val="18"/>
-              </w:rPr>
-              <w:t xml:space="preserve"> 4.1 Команда: роли (по Белбину), стадии развития (по Такмену), договорённости и конфликты. 4.2 Коммуникации, журнал проекта, план против факта, управление изменениями</w:t>
+              <w:t xml:space="preserve">Раздел 4. Исполнение.</w:t>
+            </w:r>
+            <w:r>
+              <w:rPr>
+                <w:rFonts w:ascii="Arial" w:cs="Arial" w:eastAsia="Arial" w:hAnsi="Arial"/>
+                <w:b w:val="false"/>
+                <w:bCs w:val="false"/>
+                <w:i w:val="false"/>
+                <w:iCs w:val="false"/>
+                <w:color w:val="1A1A1A"/>
+                <w:sz w:val="18"/>
+                <w:szCs w:val="18"/>
+              </w:rPr>
+              <w:t xml:space="preserve"> 4.1 Команда: роли (по Белбину), стадии развития (по Такмену), договорённости и конфликты. 4.2 Коммуникации и журнал проекта</w:t>
             </w:r>
           </w:p>
         </w:tc>
@@ -4223,79 +4223,79 @@
                 <w:sz w:val="18"/>
                 <w:szCs w:val="18"/>
               </w:rPr>
+              <w:t xml:space="preserve">2</w:t>
+            </w:r>
+          </w:p>
+        </w:tc>
+        <w:tc>
+          <w:tcPr>
+            <w:tcW w:type="pct" w:w="7%"/>
+            <w:tcBorders>
+              <w:top w:val="single" w:color="B3B3B3" w:sz="4"/>
+              <w:left w:val="single" w:color="B3B3B3" w:sz="4"/>
+              <w:bottom w:val="single" w:color="B3B3B3" w:sz="4"/>
+              <w:right w:val="single" w:color="B3B3B3" w:sz="4"/>
+            </w:tcBorders>
+            <w:tcMar>
+              <w:top w:type="dxa" w:w="60"/>
+              <w:left w:type="dxa" w:w="100"/>
+              <w:bottom w:type="dxa" w:w="60"/>
+              <w:right w:type="dxa" w:w="100"/>
+            </w:tcMar>
+            <w:vAlign w:val="center"/>
+          </w:tcPr>
+          <w:p>
+            <w:pPr>
+              <w:spacing w:after="0" w:line="250"/>
+            </w:pPr>
+            <w:r>
+              <w:rPr>
+                <w:rFonts w:ascii="Arial" w:cs="Arial" w:eastAsia="Arial" w:hAnsi="Arial"/>
+                <w:b w:val="false"/>
+                <w:bCs w:val="false"/>
+                <w:i w:val="false"/>
+                <w:iCs w:val="false"/>
+                <w:color w:val="1A1A1A"/>
+                <w:sz w:val="18"/>
+                <w:szCs w:val="18"/>
+              </w:rPr>
+              <w:t xml:space="preserve">4</w:t>
+            </w:r>
+          </w:p>
+        </w:tc>
+        <w:tc>
+          <w:tcPr>
+            <w:tcW w:type="pct" w:w="7%"/>
+            <w:tcBorders>
+              <w:top w:val="single" w:color="B3B3B3" w:sz="4"/>
+              <w:left w:val="single" w:color="B3B3B3" w:sz="4"/>
+              <w:bottom w:val="single" w:color="B3B3B3" w:sz="4"/>
+              <w:right w:val="single" w:color="B3B3B3" w:sz="4"/>
+            </w:tcBorders>
+            <w:tcMar>
+              <w:top w:type="dxa" w:w="60"/>
+              <w:left w:type="dxa" w:w="100"/>
+              <w:bottom w:type="dxa" w:w="60"/>
+              <w:right w:type="dxa" w:w="100"/>
+            </w:tcMar>
+            <w:vAlign w:val="center"/>
+          </w:tcPr>
+          <w:p>
+            <w:pPr>
+              <w:spacing w:after="0" w:line="250"/>
+            </w:pPr>
+            <w:r>
+              <w:rPr>
+                <w:rFonts w:ascii="Arial" w:cs="Arial" w:eastAsia="Arial" w:hAnsi="Arial"/>
+                <w:b w:val="false"/>
+                <w:bCs w:val="false"/>
+                <w:i w:val="false"/>
+                <w:iCs w:val="false"/>
+                <w:color w:val="1A1A1A"/>
+                <w:sz w:val="18"/>
+                <w:szCs w:val="18"/>
+              </w:rPr>
               <w:t xml:space="preserve">3</w:t>
-            </w:r>
-          </w:p>
-        </w:tc>
-        <w:tc>
-          <w:tcPr>
-            <w:tcW w:type="pct" w:w="7%"/>
-            <w:tcBorders>
-              <w:top w:val="single" w:color="B3B3B3" w:sz="4"/>
-              <w:left w:val="single" w:color="B3B3B3" w:sz="4"/>
-              <w:bottom w:val="single" w:color="B3B3B3" w:sz="4"/>
-              <w:right w:val="single" w:color="B3B3B3" w:sz="4"/>
-            </w:tcBorders>
-            <w:tcMar>
-              <w:top w:type="dxa" w:w="60"/>
-              <w:left w:type="dxa" w:w="100"/>
-              <w:bottom w:type="dxa" w:w="60"/>
-              <w:right w:type="dxa" w:w="100"/>
-            </w:tcMar>
-            <w:vAlign w:val="center"/>
-          </w:tcPr>
-          <w:p>
-            <w:pPr>
-              <w:spacing w:after="0" w:line="250"/>
-            </w:pPr>
-            <w:r>
-              <w:rPr>
-                <w:rFonts w:ascii="Arial" w:cs="Arial" w:eastAsia="Arial" w:hAnsi="Arial"/>
-                <w:b w:val="false"/>
-                <w:bCs w:val="false"/>
-                <w:i w:val="false"/>
-                <w:iCs w:val="false"/>
-                <w:color w:val="1A1A1A"/>
-                <w:sz w:val="18"/>
-                <w:szCs w:val="18"/>
-              </w:rPr>
-              <w:t xml:space="preserve">10</w:t>
-            </w:r>
-          </w:p>
-        </w:tc>
-        <w:tc>
-          <w:tcPr>
-            <w:tcW w:type="pct" w:w="7%"/>
-            <w:tcBorders>
-              <w:top w:val="single" w:color="B3B3B3" w:sz="4"/>
-              <w:left w:val="single" w:color="B3B3B3" w:sz="4"/>
-              <w:bottom w:val="single" w:color="B3B3B3" w:sz="4"/>
-              <w:right w:val="single" w:color="B3B3B3" w:sz="4"/>
-            </w:tcBorders>
-            <w:tcMar>
-              <w:top w:type="dxa" w:w="60"/>
-              <w:left w:type="dxa" w:w="100"/>
-              <w:bottom w:type="dxa" w:w="60"/>
-              <w:right w:type="dxa" w:w="100"/>
-            </w:tcMar>
-            <w:vAlign w:val="center"/>
-          </w:tcPr>
-          <w:p>
-            <w:pPr>
-              <w:spacing w:after="0" w:line="250"/>
-            </w:pPr>
-            <w:r>
-              <w:rPr>
-                <w:rFonts w:ascii="Arial" w:cs="Arial" w:eastAsia="Arial" w:hAnsi="Arial"/>
-                <w:b w:val="false"/>
-                <w:bCs w:val="false"/>
-                <w:i w:val="false"/>
-                <w:iCs w:val="false"/>
-                <w:color w:val="1A1A1A"/>
-                <w:sz w:val="18"/>
-                <w:szCs w:val="18"/>
-              </w:rPr>
-              <w:t xml:space="preserve">5</w:t>
             </w:r>
           </w:p>
         </w:tc>
@@ -4333,20 +4333,179 @@
                 <w:sz w:val="18"/>
                 <w:szCs w:val="18"/>
               </w:rPr>
-              <w:t xml:space="preserve">Раздел 5. Завершение.</w:t>
-            </w:r>
-            <w:r>
-              <w:rPr>
-                <w:rFonts w:ascii="Arial" w:cs="Arial" w:eastAsia="Arial" w:hAnsi="Arial"/>
-                <w:b w:val="false"/>
-                <w:bCs w:val="false"/>
-                <w:i w:val="false"/>
-                <w:iCs w:val="false"/>
-                <w:color w:val="1A1A1A"/>
-                <w:sz w:val="18"/>
-                <w:szCs w:val="18"/>
-              </w:rPr>
-              <w:t xml:space="preserve"> 5.1 Критерии успеха и приёмка результата; экспертиза проектов. 5.2 Отчёт и питч-защита. 5.3 Извлечённые уроки; куда подать проект: гранты и конкурсы</w:t>
+              <w:t xml:space="preserve">Раздел 5. Мониторинг и контроль.</w:t>
+            </w:r>
+            <w:r>
+              <w:rPr>
+                <w:rFonts w:ascii="Arial" w:cs="Arial" w:eastAsia="Arial" w:hAnsi="Arial"/>
+                <w:b w:val="false"/>
+                <w:bCs w:val="false"/>
+                <w:i w:val="false"/>
+                <w:iCs w:val="false"/>
+                <w:color w:val="1A1A1A"/>
+                <w:sz w:val="18"/>
+                <w:szCs w:val="18"/>
+              </w:rPr>
+              <w:t xml:space="preserve"> 5.1 План против факта: отклонения. 5.2 Управление изменениями, вторая версия плана</w:t>
+            </w:r>
+          </w:p>
+        </w:tc>
+        <w:tc>
+          <w:tcPr>
+            <w:tcW w:type="pct" w:w="11%"/>
+            <w:tcBorders>
+              <w:top w:val="single" w:color="B3B3B3" w:sz="4"/>
+              <w:left w:val="single" w:color="B3B3B3" w:sz="4"/>
+              <w:bottom w:val="single" w:color="B3B3B3" w:sz="4"/>
+              <w:right w:val="single" w:color="B3B3B3" w:sz="4"/>
+            </w:tcBorders>
+            <w:tcMar>
+              <w:top w:type="dxa" w:w="60"/>
+              <w:left w:type="dxa" w:w="100"/>
+              <w:bottom w:type="dxa" w:w="60"/>
+              <w:right w:type="dxa" w:w="100"/>
+            </w:tcMar>
+            <w:vAlign w:val="center"/>
+          </w:tcPr>
+          <w:p>
+            <w:pPr>
+              <w:spacing w:after="0" w:line="250"/>
+            </w:pPr>
+            <w:r>
+              <w:rPr>
+                <w:rFonts w:ascii="Arial" w:cs="Arial" w:eastAsia="Arial" w:hAnsi="Arial"/>
+                <w:b w:val="false"/>
+                <w:bCs w:val="false"/>
+                <w:i w:val="false"/>
+                <w:iCs w:val="false"/>
+                <w:color w:val="1A1A1A"/>
+                <w:sz w:val="18"/>
+                <w:szCs w:val="18"/>
+              </w:rPr>
+              <w:t xml:space="preserve">1</w:t>
+            </w:r>
+          </w:p>
+        </w:tc>
+        <w:tc>
+          <w:tcPr>
+            <w:tcW w:type="pct" w:w="7%"/>
+            <w:tcBorders>
+              <w:top w:val="single" w:color="B3B3B3" w:sz="4"/>
+              <w:left w:val="single" w:color="B3B3B3" w:sz="4"/>
+              <w:bottom w:val="single" w:color="B3B3B3" w:sz="4"/>
+              <w:right w:val="single" w:color="B3B3B3" w:sz="4"/>
+            </w:tcBorders>
+            <w:tcMar>
+              <w:top w:type="dxa" w:w="60"/>
+              <w:left w:type="dxa" w:w="100"/>
+              <w:bottom w:type="dxa" w:w="60"/>
+              <w:right w:type="dxa" w:w="100"/>
+            </w:tcMar>
+            <w:vAlign w:val="center"/>
+          </w:tcPr>
+          <w:p>
+            <w:pPr>
+              <w:spacing w:after="0" w:line="250"/>
+            </w:pPr>
+            <w:r>
+              <w:rPr>
+                <w:rFonts w:ascii="Arial" w:cs="Arial" w:eastAsia="Arial" w:hAnsi="Arial"/>
+                <w:b w:val="false"/>
+                <w:bCs w:val="false"/>
+                <w:i w:val="false"/>
+                <w:iCs w:val="false"/>
+                <w:color w:val="1A1A1A"/>
+                <w:sz w:val="18"/>
+                <w:szCs w:val="18"/>
+              </w:rPr>
+              <w:t xml:space="preserve">6</w:t>
+            </w:r>
+          </w:p>
+        </w:tc>
+        <w:tc>
+          <w:tcPr>
+            <w:tcW w:type="pct" w:w="7%"/>
+            <w:tcBorders>
+              <w:top w:val="single" w:color="B3B3B3" w:sz="4"/>
+              <w:left w:val="single" w:color="B3B3B3" w:sz="4"/>
+              <w:bottom w:val="single" w:color="B3B3B3" w:sz="4"/>
+              <w:right w:val="single" w:color="B3B3B3" w:sz="4"/>
+            </w:tcBorders>
+            <w:tcMar>
+              <w:top w:type="dxa" w:w="60"/>
+              <w:left w:type="dxa" w:w="100"/>
+              <w:bottom w:type="dxa" w:w="60"/>
+              <w:right w:type="dxa" w:w="100"/>
+            </w:tcMar>
+            <w:vAlign w:val="center"/>
+          </w:tcPr>
+          <w:p>
+            <w:pPr>
+              <w:spacing w:after="0" w:line="250"/>
+            </w:pPr>
+            <w:r>
+              <w:rPr>
+                <w:rFonts w:ascii="Arial" w:cs="Arial" w:eastAsia="Arial" w:hAnsi="Arial"/>
+                <w:b w:val="false"/>
+                <w:bCs w:val="false"/>
+                <w:i w:val="false"/>
+                <w:iCs w:val="false"/>
+                <w:color w:val="1A1A1A"/>
+                <w:sz w:val="18"/>
+                <w:szCs w:val="18"/>
+              </w:rPr>
+              <w:t xml:space="preserve">2</w:t>
+            </w:r>
+          </w:p>
+        </w:tc>
+      </w:tr>
+      <w:tr>
+        <w:tc>
+          <w:tcPr>
+            <w:tcW w:type="pct" w:w="74%"/>
+            <w:tcBorders>
+              <w:top w:val="single" w:color="B3B3B3" w:sz="4"/>
+              <w:left w:val="single" w:color="B3B3B3" w:sz="4"/>
+              <w:bottom w:val="single" w:color="B3B3B3" w:sz="4"/>
+              <w:right w:val="single" w:color="B3B3B3" w:sz="4"/>
+            </w:tcBorders>
+            <w:tcMar>
+              <w:top w:type="dxa" w:w="60"/>
+              <w:left w:type="dxa" w:w="100"/>
+              <w:bottom w:type="dxa" w:w="60"/>
+              <w:right w:type="dxa" w:w="100"/>
+            </w:tcMar>
+            <w:vAlign w:val="center"/>
+          </w:tcPr>
+          <w:p>
+            <w:pPr>
+              <w:spacing w:after="0" w:line="250"/>
+            </w:pPr>
+            <w:r>
+              <w:rPr>
+                <w:rFonts w:ascii="Arial" w:cs="Arial" w:eastAsia="Arial" w:hAnsi="Arial"/>
+                <w:b/>
+                <w:bCs/>
+                <w:i w:val="false"/>
+                <w:iCs w:val="false"/>
+                <w:color w:val="1A1A1A"/>
+                <w:sz w:val="18"/>
+                <w:szCs w:val="18"/>
+              </w:rPr>
+              <w:t xml:space="preserve">Раздел 6. Завершение.</w:t>
+            </w:r>
+            <w:r>
+              <w:rPr>
+                <w:rFonts w:ascii="Arial" w:cs="Arial" w:eastAsia="Arial" w:hAnsi="Arial"/>
+                <w:b w:val="false"/>
+                <w:bCs w:val="false"/>
+                <w:i w:val="false"/>
+                <w:iCs w:val="false"/>
+                <w:color w:val="1A1A1A"/>
+                <w:sz w:val="18"/>
+                <w:szCs w:val="18"/>
+              </w:rPr>
+              <w:t xml:space="preserve"> 6.1 Приёмка результата и экспертиза проекта. 6.2 Отчёт. 6.3 Питч-защита. 6.4 Извлечённые уроки; куда подать проект: гранты и конкурсы</w:t>
             </w:r>
           </w:p>
         </w:tc>
@@ -5259,7 +5418,7 @@
           <w:sz w:val="20"/>
           <w:szCs w:val="20"/>
         </w:rPr>
-        <w:t xml:space="preserve">Раздел 4. Исполнение, мониторинг и контроль.</w:t>
+        <w:t xml:space="preserve">Раздел 4. Исполнение.</w:t>
       </w:r>
     </w:p>
     <w:p>
@@ -5349,7 +5508,7 @@
           <w:sz w:val="20"/>
           <w:szCs w:val="20"/>
         </w:rPr>
-        <w:t xml:space="preserve"> Коммуникации в проекте; журнал проекта (одна запись в неделю); сравнение плана с фактом, отклонения, запросы на изменение.</w:t>
+        <w:t xml:space="preserve"> Коммуникации в проекте; журнал проекта (одна запись в неделю); ИИ в работе команды: что можно поручить, что проверять самим.</w:t>
       </w:r>
     </w:p>
     <w:p>
@@ -5367,7 +5526,7 @@
           <w:sz w:val="20"/>
           <w:szCs w:val="20"/>
         </w:rPr>
-        <w:t xml:space="preserve">Раздел 5. Завершение.</w:t>
+        <w:t xml:space="preserve">Раздел 5. Мониторинг и контроль.</w:t>
       </w:r>
     </w:p>
     <w:p>
@@ -5412,7 +5571,7 @@
           <w:sz w:val="20"/>
           <w:szCs w:val="20"/>
         </w:rPr>
-        <w:t xml:space="preserve"> Приёмка результата по критериям успеха из паспорта; экспертиза проектов (как оценивают заявки фонды и конкурсы).</w:t>
+        <w:t xml:space="preserve"> Сравнение плана с фактом, отклонения и их причины; домен «расписание» (Schedule).</w:t>
       </w:r>
     </w:p>
     <w:p>
@@ -5457,7 +5616,25 @@
           <w:sz w:val="20"/>
           <w:szCs w:val="20"/>
         </w:rPr>
-        <w:t xml:space="preserve"> Письменный отчёт; питч: структура, регламент, ответы на вопросы комиссии.</w:t>
+        <w:t xml:space="preserve"> Запросы на изменение и вторая версия плана; целостный взгляд (Adopt a Holistic View): изменение в одном месте задевает сроки, деньги и риски.</w:t>
+      </w:r>
+    </w:p>
+    <w:p>
+      <w:pPr>
+        <w:spacing w:after="140" w:before="0" w:line="276"/>
+      </w:pPr>
+      <w:r>
+        <w:rPr>
+          <w:rFonts w:ascii="Arial" w:cs="Arial" w:eastAsia="Arial" w:hAnsi="Arial"/>
+          <w:b/>
+          <w:bCs/>
+          <w:i w:val="false"/>
+          <w:iCs w:val="false"/>
+          <w:color w:val="1A1A1A"/>
+          <w:sz w:val="20"/>
+          <w:szCs w:val="20"/>
+        </w:rPr>
+        <w:t xml:space="preserve">Раздел 6. Завершение.</w:t>
       </w:r>
     </w:p>
     <w:p>
@@ -5489,7 +5666,142 @@
           <w:sz w:val="20"/>
           <w:szCs w:val="20"/>
         </w:rPr>
-        <w:t xml:space="preserve">Тема 5.3.</w:t>
+        <w:t xml:space="preserve">Тема 6.1.</w:t>
+      </w:r>
+      <w:r>
+        <w:rPr>
+          <w:rFonts w:ascii="Arial" w:cs="Arial" w:eastAsia="Arial" w:hAnsi="Arial"/>
+          <w:b w:val="false"/>
+          <w:bCs w:val="false"/>
+          <w:i w:val="false"/>
+          <w:iCs w:val="false"/>
+          <w:color w:val="1A1A1A"/>
+          <w:sz w:val="20"/>
+          <w:szCs w:val="20"/>
+        </w:rPr>
+        <w:t xml:space="preserve"> Приёмка результата по критериям успеха из паспорта; экспертиза проектов (как оценивают заявки фонды и конкурсы).</w:t>
+      </w:r>
+    </w:p>
+    <w:p>
+      <w:pPr>
+        <w:spacing w:after="80" w:before="0" w:line="276"/>
+        <w:ind w:left="360" w:hanging="240"/>
+      </w:pPr>
+      <w:r>
+        <w:rPr>
+          <w:rFonts w:ascii="Arial" w:cs="Arial" w:eastAsia="Arial" w:hAnsi="Arial"/>
+          <w:b w:val="false"/>
+          <w:bCs w:val="false"/>
+          <w:i w:val="false"/>
+          <w:iCs w:val="false"/>
+          <w:color w:val="1A1A1A"/>
+          <w:sz w:val="20"/>
+          <w:szCs w:val="20"/>
+        </w:rPr>
+        <w:t xml:space="preserve">•  </w:t>
+      </w:r>
+      <w:r>
+        <w:rPr>
+          <w:rFonts w:ascii="Arial" w:cs="Arial" w:eastAsia="Arial" w:hAnsi="Arial"/>
+          <w:b w:val="false"/>
+          <w:bCs w:val="false"/>
+          <w:i/>
+          <w:iCs/>
+          <w:color w:val="1A1A1A"/>
+          <w:sz w:val="20"/>
+          <w:szCs w:val="20"/>
+        </w:rPr>
+        <w:t xml:space="preserve">Тема 6.2.</w:t>
+      </w:r>
+      <w:r>
+        <w:rPr>
+          <w:rFonts w:ascii="Arial" w:cs="Arial" w:eastAsia="Arial" w:hAnsi="Arial"/>
+          <w:b w:val="false"/>
+          <w:bCs w:val="false"/>
+          <w:i w:val="false"/>
+          <w:iCs w:val="false"/>
+          <w:color w:val="1A1A1A"/>
+          <w:sz w:val="20"/>
+          <w:szCs w:val="20"/>
+        </w:rPr>
+        <w:t xml:space="preserve"> Письменный отчёт.</w:t>
+      </w:r>
+    </w:p>
+    <w:p>
+      <w:pPr>
+        <w:spacing w:after="80" w:before="0" w:line="276"/>
+        <w:ind w:left="360" w:hanging="240"/>
+      </w:pPr>
+      <w:r>
+        <w:rPr>
+          <w:rFonts w:ascii="Arial" w:cs="Arial" w:eastAsia="Arial" w:hAnsi="Arial"/>
+          <w:b w:val="false"/>
+          <w:bCs w:val="false"/>
+          <w:i w:val="false"/>
+          <w:iCs w:val="false"/>
+          <w:color w:val="1A1A1A"/>
+          <w:sz w:val="20"/>
+          <w:szCs w:val="20"/>
+        </w:rPr>
+        <w:t xml:space="preserve">•  </w:t>
+      </w:r>
+      <w:r>
+        <w:rPr>
+          <w:rFonts w:ascii="Arial" w:cs="Arial" w:eastAsia="Arial" w:hAnsi="Arial"/>
+          <w:b w:val="false"/>
+          <w:bCs w:val="false"/>
+          <w:i/>
+          <w:iCs/>
+          <w:color w:val="1A1A1A"/>
+          <w:sz w:val="20"/>
+          <w:szCs w:val="20"/>
+        </w:rPr>
+        <w:t xml:space="preserve">Тема 6.3.</w:t>
+      </w:r>
+      <w:r>
+        <w:rPr>
+          <w:rFonts w:ascii="Arial" w:cs="Arial" w:eastAsia="Arial" w:hAnsi="Arial"/>
+          <w:b w:val="false"/>
+          <w:bCs w:val="false"/>
+          <w:i w:val="false"/>
+          <w:iCs w:val="false"/>
+          <w:color w:val="1A1A1A"/>
+          <w:sz w:val="20"/>
+          <w:szCs w:val="20"/>
+        </w:rPr>
+        <w:t xml:space="preserve"> Питч: структура, регламент, ответы на вопросы комиссии.</w:t>
+      </w:r>
+    </w:p>
+    <w:p>
+      <w:pPr>
+        <w:spacing w:after="80" w:before="0" w:line="276"/>
+        <w:ind w:left="360" w:hanging="240"/>
+      </w:pPr>
+      <w:r>
+        <w:rPr>
+          <w:rFonts w:ascii="Arial" w:cs="Arial" w:eastAsia="Arial" w:hAnsi="Arial"/>
+          <w:b w:val="false"/>
+          <w:bCs w:val="false"/>
+          <w:i w:val="false"/>
+          <w:iCs w:val="false"/>
+          <w:color w:val="1A1A1A"/>
+          <w:sz w:val="20"/>
+          <w:szCs w:val="20"/>
+        </w:rPr>
+        <w:t xml:space="preserve">•  </w:t>
+      </w:r>
+      <w:r>
+        <w:rPr>
+          <w:rFonts w:ascii="Arial" w:cs="Arial" w:eastAsia="Arial" w:hAnsi="Arial"/>
+          <w:b w:val="false"/>
+          <w:bCs w:val="false"/>
+          <w:i/>
+          <w:iCs/>
+          <w:color w:val="1A1A1A"/>
+          <w:sz w:val="20"/>
+          <w:szCs w:val="20"/>
+        </w:rPr>
+        <w:t xml:space="preserve">Тема 6.4.</w:t>
       </w:r>
       <w:r>
         <w:rPr>
@@ -8615,7 +8927,7 @@
                 <w:sz w:val="18"/>
                 <w:szCs w:val="18"/>
               </w:rPr>
-              <w:t xml:space="preserve">4</w:t>
+              <w:t xml:space="preserve">5</w:t>
             </w:r>
           </w:p>
         </w:tc>
@@ -8869,7 +9181,7 @@
                 <w:sz w:val="18"/>
                 <w:szCs w:val="18"/>
               </w:rPr>
-              <w:t xml:space="preserve">4</w:t>
+              <w:t xml:space="preserve">5</w:t>
             </w:r>
           </w:p>
         </w:tc>
@@ -9123,7 +9435,7 @@
                 <w:sz w:val="18"/>
                 <w:szCs w:val="18"/>
               </w:rPr>
-              <w:t xml:space="preserve">4</w:t>
+              <w:t xml:space="preserve">5</w:t>
             </w:r>
           </w:p>
         </w:tc>
@@ -9377,7 +9689,7 @@
                 <w:sz w:val="18"/>
                 <w:szCs w:val="18"/>
               </w:rPr>
-              <w:t xml:space="preserve">5</w:t>
+              <w:t xml:space="preserve">6</w:t>
             </w:r>
           </w:p>
         </w:tc>
@@ -9631,7 +9943,7 @@
                 <w:sz w:val="18"/>
                 <w:szCs w:val="18"/>
               </w:rPr>
-              <w:t xml:space="preserve">5</w:t>
+              <w:t xml:space="preserve">6</w:t>
             </w:r>
           </w:p>
         </w:tc>
@@ -9885,7 +10197,7 @@
                 <w:sz w:val="18"/>
                 <w:szCs w:val="18"/>
               </w:rPr>
-              <w:t xml:space="preserve">5</w:t>
+              <w:t xml:space="preserve">6</w:t>
             </w:r>
           </w:p>
         </w:tc>
@@ -10139,7 +10451,7 @@
                 <w:sz w:val="18"/>
                 <w:szCs w:val="18"/>
               </w:rPr>
-              <w:t xml:space="preserve">5</w:t>
+              <w:t xml:space="preserve">6</w:t>
             </w:r>
           </w:p>
         </w:tc>

--- a/docs/metodichka/rpd/RPD_2027_OPD_1kurs_chernovik.docx
+++ b/docs/metodichka/rpd/RPD_2027_OPD_1kurs_chernovik.docx
@@ -552,7 +552,7 @@
                 <w:sz w:val="18"/>
                 <w:szCs w:val="18"/>
               </w:rPr>
-              <w:t xml:space="preserve">шесть разделов: рамка курса и пять фаз жизненного цикла (в PMBOK 8 — области фокуса, focus areas); внутри — домены практики (performance domains) PMBOK 8 и инструменты PMBOK 6. Разделы совпадают с главами методических указаний</w:t>
+              <w:t xml:space="preserve">шесть разделов: рамка курса и пять фаз жизненного цикла (в PMBOK 8 — фокусные области); внутри — домены исполнения PMBOK 8 и инструменты PMBOK 6. Разделы совпадают с главами методических указаний</w:t>
             </w:r>
           </w:p>
         </w:tc>
@@ -1551,7 +1551,7 @@
                 <w:sz w:val="18"/>
                 <w:szCs w:val="18"/>
               </w:rPr>
-              <w:t xml:space="preserve">паспорт проекта (разделы «проблема», «стейкхолдеры»)</w:t>
+              <w:t xml:space="preserve">паспорт проекта (разделы «проблема», «заинтересованные стороны»)</w:t>
             </w:r>
           </w:p>
         </w:tc>
@@ -1661,7 +1661,7 @@
                 <w:sz w:val="18"/>
                 <w:szCs w:val="18"/>
               </w:rPr>
-              <w:t xml:space="preserve">матрица стейкхолдеров со стратегиями работы</w:t>
+              <w:t xml:space="preserve">матрица заинтересованных сторон со стратегиями работы</w:t>
             </w:r>
           </w:p>
         </w:tc>
@@ -1991,7 +1991,7 @@
                 <w:sz w:val="18"/>
                 <w:szCs w:val="18"/>
               </w:rPr>
-              <w:t xml:space="preserve">WBS и план проекта (веха «План»)</w:t>
+              <w:t xml:space="preserve">иерархическая структура работ и план проекта (веха «План»)</w:t>
             </w:r>
           </w:p>
         </w:tc>
@@ -3441,7 +3441,7 @@
           <w:sz w:val="20"/>
           <w:szCs w:val="20"/>
         </w:rPr>
-        <w:t xml:space="preserve"> — предлагается 8 ч в практиках, где студенты выполняют трудовые функции: разговоры с заинтересованными сторонами, WBS и календарный план, отчёт, защита (таблица 5).</w:t>
+        <w:t xml:space="preserve"> — предлагается 8 ч в практиках, где студенты выполняют трудовые функции: разговоры с заинтересованными сторонами, структура работ и календарный план, отчёт, защита (таблица 5).</w:t>
       </w:r>
     </w:p>
     <w:p>
@@ -3710,7 +3710,7 @@
                 <w:sz w:val="18"/>
                 <w:szCs w:val="18"/>
               </w:rPr>
-              <w:t xml:space="preserve"> 1.1 Проект и процесс: четыре признака проекта, железный треугольник, жизненный цикл из пяти фаз. 1.2 Подходы к управлению: предиктивный, адаптивный (Agile), гибридный; принципы PMBOK 8</w:t>
+              <w:t xml:space="preserve"> 1.1 Проект и процесс: четыре признака проекта, железный треугольник, жизненный цикл из пяти фаз. 1.2 Подходы к управлению: предиктивный, адаптивный, гибридный; принципы PMBOK 8</w:t>
             </w:r>
           </w:p>
         </w:tc>
@@ -4187,7 +4187,7 @@
                 <w:sz w:val="18"/>
                 <w:szCs w:val="18"/>
               </w:rPr>
-              <w:t xml:space="preserve"> 4.1 Команда: роли (по Белбину), стадии развития (по Такмену), договорённости и конфликты. 4.2 Коммуникации и журнал проекта</w:t>
+              <w:t xml:space="preserve"> 4.1 Команда: роли (по Р. М. Белбину), стадии развития (по Б. Такмену), договорённости и конфликты. 4.2 Коммуникации и журнал проекта</w:t>
             </w:r>
           </w:p>
         </w:tc>
@@ -4492,7 +4492,7 @@
                 <w:sz w:val="18"/>
                 <w:szCs w:val="18"/>
               </w:rPr>
-              <w:t xml:space="preserve">Раздел 6. Завершение.</w:t>
+              <w:t xml:space="preserve">Раздел 6. Закрытие.</w:t>
             </w:r>
             <w:r>
               <w:rPr>
@@ -4806,7 +4806,7 @@
           <w:sz w:val="20"/>
           <w:szCs w:val="20"/>
         </w:rPr>
-        <w:t xml:space="preserve">Формулировка каждой темы отвечает на вопрос, что студент умеет к её концу. Термины PMBOK 8 даны с английским оригиналом при первом упоминании.</w:t>
+        <w:t xml:space="preserve">Формулировка каждой темы отвечает на вопрос, что студент умеет к её концу. Термины — в русской адаптации; английский оригинал дан один раз, при первом упоминании, дальше только русский термин.</w:t>
       </w:r>
     </w:p>
     <w:p>
@@ -4869,7 +4869,7 @@
           <w:sz w:val="20"/>
           <w:szCs w:val="20"/>
         </w:rPr>
-        <w:t xml:space="preserve"> Чем проект отличается от процесса (RUN и CHANGE). Четыре признака проекта по PMBOK: целевая направленность, ограниченность во времени, ресурсный лимит, уникальность. Железный треугольник: содержание, сроки, стоимость (Scope, Time, Cost), качество в центре. Жизненный цикл из пяти фаз: инициация, планирование, исполнение, мониторинг и контроль, завершение. В PMBOK 8 эти фазы называются областями фокуса (focus areas). Классификация проектов: научные, технические, социальные.</w:t>
+        <w:t xml:space="preserve"> Чем проект отличается от текущей деятельности: изменение против повторяющейся работы. Четыре признака проекта по PMBOK: целевая направленность, ограниченность во времени, ресурсный лимит, уникальность. Железный треугольник: содержание, сроки, стоимость (англ. scope, time, cost), качество в центре. Жизненный цикл из пяти фаз: инициация, планирование, исполнение, мониторинг и контроль, закрытие. В PMBOK 8 эти фазы называются фокусными областями (англ. focus areas). Классификация проектов: научные, технические, социальные.</w:t>
       </w:r>
     </w:p>
     <w:p>
@@ -4914,7 +4914,7 @@
           <w:sz w:val="20"/>
           <w:szCs w:val="20"/>
         </w:rPr>
-        <w:t xml:space="preserve"> Подходы к управлению проектом: предиктивный («водопад», Waterfall), адаптивный (Agile, Scrum) и гибридный (hybrid). Как выбрать подход под свой проект (tailoring). Шесть принципов PMBOK 8 на студенческих примерах: целостный взгляд (Adopt a Holistic View), ориентация на ценность (Focus on Value), встроенное качество (Embed Quality), ответственное лидерство (Be an Accountable Leader), учёт устойчивого развития (Integrate Sustainability), культура доверия и самостоятельности (Build an Empowered Culture). Искусственный интеллект в проекте: где помогает, где нужна проверка человеком.</w:t>
+        <w:t xml:space="preserve"> Подходы к управлению проектом: предиктивный, или каскадный (англ. waterfall), адаптивный, или гибкий (англ. agile; например, Scrum), и гибридный. Как выбрать и настроить подход под свой проект. Шесть принципов PMBOK 8 на студенческих примерах: принимать целостный взгляд, фокусироваться на ценности, встраивать качество в процессы и результаты, быть подотчётным лидером, интегрировать устойчивость во все области проекта, формировать культуру полномочий. Искусственный интеллект в проекте: где помогает, где нужна проверка человеком.</w:t>
       </w:r>
     </w:p>
     <w:p>
@@ -5067,7 +5067,7 @@
           <w:sz w:val="20"/>
           <w:szCs w:val="20"/>
         </w:rPr>
-        <w:t xml:space="preserve"> Паспорт (устав) проекта: результат и форма его предъявления, границы (что команда делать не будет), ресурсы, критерии успеха. Домен «управление и надзор» (Governance): кто принимает решения в проекте. Решение «идём / не идём» (go / no-go).</w:t>
+        <w:t xml:space="preserve"> Паспорт (устав) проекта: результат и форма его предъявления, границы (что команда делать не будет), ресурсы, критерии успеха. Домен «руководство» (англ. governance): кто принимает решения в проекте. Решение «идём / не идём».</w:t>
       </w:r>
     </w:p>
     <w:p>
@@ -5112,7 +5112,7 @@
           <w:sz w:val="20"/>
           <w:szCs w:val="20"/>
         </w:rPr>
-        <w:t xml:space="preserve"> Заинтересованные стороны (домен Stakeholders): поиск по четырём вопросам, матрица «влияние × заинтересованность», стратегии работы. НКО и сообщества как заинтересованные стороны и партнёры социального проекта.</w:t>
+        <w:t xml:space="preserve"> Заинтересованные стороны (домен «заинтересованные стороны»): поиск по четырём вопросам, матрица «влияние × заинтересованность», стратегии работы. НКО и сообщества как заинтересованные стороны и партнёры социального проекта.</w:t>
       </w:r>
     </w:p>
     <w:p>
@@ -5220,7 +5220,7 @@
           <w:sz w:val="20"/>
           <w:szCs w:val="20"/>
         </w:rPr>
-        <w:t xml:space="preserve"> Иерархическая структура работ (WBS), домен «содержание» (Scope): декомпозиция, пакет работ, правило 100 %.</w:t>
+        <w:t xml:space="preserve"> Иерархическая структура работ, домен «содержание»: декомпозиция, пакет работ, правило 100 %.</w:t>
       </w:r>
     </w:p>
     <w:p>
@@ -5265,7 +5265,7 @@
           <w:sz w:val="20"/>
           <w:szCs w:val="20"/>
         </w:rPr>
-        <w:t xml:space="preserve"> Календарный план, домен «расписание» (Schedule): зависимости работ, оценка длительности, метод критического пути, диаграмма Ганта.</w:t>
+        <w:t xml:space="preserve"> Календарный план, домен «расписание»: зависимости работ, оценка длительности, метод критического пути, диаграмма Ганта.</w:t>
       </w:r>
     </w:p>
     <w:p>
@@ -5310,7 +5310,7 @@
           <w:sz w:val="20"/>
           <w:szCs w:val="20"/>
         </w:rPr>
-        <w:t xml:space="preserve"> Ресурсы и смета, домены «ресурсы» (Resources) и «финансы» (Finance): что нужно каждому пакету и откуда оно возьмётся.</w:t>
+        <w:t xml:space="preserve"> Ресурсы и смета, домены «ресурсы» и «финансы»: что нужно каждому пакету и откуда оно возьмётся.</w:t>
       </w:r>
     </w:p>
     <w:p>
@@ -5355,7 +5355,7 @@
           <w:sz w:val="20"/>
           <w:szCs w:val="20"/>
         </w:rPr>
-        <w:t xml:space="preserve"> Риски, домен «риски» (Risk): PEST и SWOT как источники рисков, реестр, оценка «вероятность × влияние», ответы на риски.</w:t>
+        <w:t xml:space="preserve"> Риски, домен «риски»: PEST и SWOT как источники рисков, реестр, оценка «вероятность × влияние», ответы на риски.</w:t>
       </w:r>
     </w:p>
     <w:p>
@@ -5400,7 +5400,7 @@
           <w:sz w:val="20"/>
           <w:szCs w:val="20"/>
         </w:rPr>
-        <w:t xml:space="preserve"> Сводный план проекта как один документ; ценность (Focus on Value) — проверка плана вопросом «что получит пользователь».</w:t>
+        <w:t xml:space="preserve"> Сводный план проекта как один документ; принцип «фокусироваться на ценности» — проверка плана вопросом «что получит пользователь».</w:t>
       </w:r>
     </w:p>
     <w:p>
@@ -5463,7 +5463,7 @@
           <w:sz w:val="20"/>
           <w:szCs w:val="20"/>
         </w:rPr>
-        <w:t xml:space="preserve"> Команда: роли по Р. М. Белбину, стадии развития группы по Б. Такмену, договор команды, работа с конфликтом. Культура доверия и самостоятельности (Build an Empowered Culture).</w:t>
+        <w:t xml:space="preserve"> Команда: роли по Р. М. Белбину, стадии развития группы по Б. Такмену, договор команды, работа с конфликтом. Принцип «формировать культуру полномочий».</w:t>
       </w:r>
     </w:p>
     <w:p>
@@ -5571,7 +5571,7 @@
           <w:sz w:val="20"/>
           <w:szCs w:val="20"/>
         </w:rPr>
-        <w:t xml:space="preserve"> Сравнение плана с фактом, отклонения и их причины; домен «расписание» (Schedule).</w:t>
+        <w:t xml:space="preserve"> Сравнение плана с фактом, отклонения и их причины; домен «расписание».</w:t>
       </w:r>
     </w:p>
     <w:p>
@@ -5616,7 +5616,7 @@
           <w:sz w:val="20"/>
           <w:szCs w:val="20"/>
         </w:rPr>
-        <w:t xml:space="preserve"> Запросы на изменение и вторая версия плана; целостный взгляд (Adopt a Holistic View): изменение в одном месте задевает сроки, деньги и риски.</w:t>
+        <w:t xml:space="preserve"> Запросы на изменение и вторая версия плана; принцип «принимать целостный взгляд»: изменение в одном месте задевает сроки, деньги и риски.</w:t>
       </w:r>
     </w:p>
     <w:p>
@@ -5634,7 +5634,7 @@
           <w:sz w:val="20"/>
           <w:szCs w:val="20"/>
         </w:rPr>
-        <w:t xml:space="preserve">Раздел 6. Завершение.</w:t>
+        <w:t xml:space="preserve">Раздел 6. Закрытие.</w:t>
       </w:r>
     </w:p>
     <w:p>
@@ -5814,7 +5814,7 @@
           <w:sz w:val="20"/>
           <w:szCs w:val="20"/>
         </w:rPr>
-        <w:t xml:space="preserve"> Извлечённые уроки (lessons learned); устойчивое развитие (Integrate Sustainability) — что будет с результатом после проекта; куда подать проект: «УМНИК», Фонд содействия инновациям, Фонд президентских грантов, студенческие конкурсы.</w:t>
+        <w:t xml:space="preserve"> Извлечённые уроки; принцип «интегрировать устойчивость» — что будет с результатом после проекта; куда подать проект: «УМНИК», Фонд содействия инновациям, Фонд президентских грантов, студенческие конкурсы.</w:t>
       </w:r>
     </w:p>
     <w:p>
@@ -6969,7 +6969,7 @@
                 <w:sz w:val="18"/>
                 <w:szCs w:val="18"/>
               </w:rPr>
-              <w:t xml:space="preserve">Матрица стейкхолдеров проекта; решение go / no-go</w:t>
+              <w:t xml:space="preserve">Матрица заинтересованных сторон проекта; решение «идём / не идём»</w:t>
             </w:r>
           </w:p>
         </w:tc>
@@ -7477,7 +7477,7 @@
                 <w:sz w:val="18"/>
                 <w:szCs w:val="18"/>
               </w:rPr>
-              <w:t xml:space="preserve">Иерархическая структура работ (WBS) проекта</w:t>
+              <w:t xml:space="preserve">Иерархическая структура работ проекта</w:t>
             </w:r>
           </w:p>
         </w:tc>
@@ -7549,7 +7549,7 @@
                 <w:sz w:val="18"/>
                 <w:szCs w:val="18"/>
               </w:rPr>
-              <w:t xml:space="preserve">дерево WBS и таблица пакетов</w:t>
+              <w:t xml:space="preserve">дерево структуры работ и таблица пакетов</w:t>
             </w:r>
           </w:p>
         </w:tc>
@@ -7803,7 +7803,7 @@
                 <w:sz w:val="18"/>
                 <w:szCs w:val="18"/>
               </w:rPr>
-              <w:t xml:space="preserve">сеть работ, критический путь, Ганта</w:t>
+              <w:t xml:space="preserve">сеть работ, критический путь, диаграмма Ганта</w:t>
             </w:r>
           </w:p>
         </w:tc>
@@ -9073,7 +9073,7 @@
                 <w:sz w:val="18"/>
                 <w:szCs w:val="18"/>
               </w:rPr>
-              <w:t xml:space="preserve">сверка Ганта с журналом</w:t>
+              <w:t xml:space="preserve">сверка диаграммы Ганта с журналом</w:t>
             </w:r>
           </w:p>
         </w:tc>
@@ -11593,7 +11593,7 @@
           <w:sz w:val="20"/>
           <w:szCs w:val="20"/>
         </w:rPr>
-        <w:t xml:space="preserve"> цифровая версия методических указаний с инструментами (паспорт, деревья, WBS, Ганта, реестр рисков, журнал) — </w:t>
+        <w:t xml:space="preserve"> цифровая версия методических указаний с инструментами (паспорт, деревья, структура работ, диаграмма Ганта, реестр рисков, журнал) — </w:t>
       </w:r>
       <w:r>
         <w:rPr>
@@ -11772,7 +11772,7 @@
       <w:tr>
         <w:tc>
           <w:tcPr>
-            <w:tcW w:type="pct" w:w="33%"/>
+            <w:tcW w:type="pct" w:w="30%"/>
             <w:tcBorders>
               <w:top w:val="single" w:color="B3B3B3" w:sz="4"/>
               <w:left w:val="single" w:color="B3B3B3" w:sz="4"/>
@@ -11846,7 +11846,7 @@
         </w:tc>
         <w:tc>
           <w:tcPr>
-            <w:tcW w:type="pct" w:w="54%"/>
+            <w:tcW w:type="pct" w:w="57%"/>
             <w:tcBorders>
               <w:top w:val="single" w:color="B3B3B3" w:sz="4"/>
               <w:left w:val="single" w:color="B3B3B3" w:sz="4"/>
@@ -11922,7 +11922,7 @@
       <w:tr>
         <w:tc>
           <w:tcPr>
-            <w:tcW w:type="pct" w:w="33%"/>
+            <w:tcW w:type="pct" w:w="30%"/>
             <w:tcBorders>
               <w:top w:val="single" w:color="B3B3B3" w:sz="4"/>
               <w:left w:val="single" w:color="B3B3B3" w:sz="4"/>
@@ -11994,37 +11994,37 @@
         </w:tc>
         <w:tc>
           <w:tcPr>
-            <w:tcW w:type="pct" w:w="54%"/>
-            <w:tcBorders>
-              <w:top w:val="single" w:color="B3B3B3" w:sz="4"/>
-              <w:left w:val="single" w:color="B3B3B3" w:sz="4"/>
-              <w:bottom w:val="single" w:color="B3B3B3" w:sz="4"/>
-              <w:right w:val="single" w:color="B3B3B3" w:sz="4"/>
-            </w:tcBorders>
-            <w:tcMar>
-              <w:top w:type="dxa" w:w="60"/>
-              <w:left w:type="dxa" w:w="100"/>
-              <w:bottom w:type="dxa" w:w="60"/>
-              <w:right w:type="dxa" w:w="100"/>
-            </w:tcMar>
-            <w:vAlign w:val="center"/>
-          </w:tcPr>
-          <w:p>
-            <w:pPr>
-              <w:spacing w:after="0" w:line="250"/>
-            </w:pPr>
-            <w:r>
-              <w:rPr>
-                <w:rFonts w:ascii="Arial" w:cs="Arial" w:eastAsia="Arial" w:hAnsi="Arial"/>
-                <w:b w:val="false"/>
-                <w:bCs w:val="false"/>
-                <w:i w:val="false"/>
-                <w:iCs w:val="false"/>
-                <w:color w:val="1A1A1A"/>
-                <w:sz w:val="18"/>
-                <w:szCs w:val="18"/>
-              </w:rPr>
-              <w:t xml:space="preserve">паспорт с матрицей стейкхолдеров</w:t>
+            <w:tcW w:type="pct" w:w="57%"/>
+            <w:tcBorders>
+              <w:top w:val="single" w:color="B3B3B3" w:sz="4"/>
+              <w:left w:val="single" w:color="B3B3B3" w:sz="4"/>
+              <w:bottom w:val="single" w:color="B3B3B3" w:sz="4"/>
+              <w:right w:val="single" w:color="B3B3B3" w:sz="4"/>
+            </w:tcBorders>
+            <w:tcMar>
+              <w:top w:type="dxa" w:w="60"/>
+              <w:left w:type="dxa" w:w="100"/>
+              <w:bottom w:type="dxa" w:w="60"/>
+              <w:right w:type="dxa" w:w="100"/>
+            </w:tcMar>
+            <w:vAlign w:val="center"/>
+          </w:tcPr>
+          <w:p>
+            <w:pPr>
+              <w:spacing w:after="0" w:line="250"/>
+            </w:pPr>
+            <w:r>
+              <w:rPr>
+                <w:rFonts w:ascii="Arial" w:cs="Arial" w:eastAsia="Arial" w:hAnsi="Arial"/>
+                <w:b w:val="false"/>
+                <w:bCs w:val="false"/>
+                <w:i w:val="false"/>
+                <w:iCs w:val="false"/>
+                <w:color w:val="1A1A1A"/>
+                <w:sz w:val="18"/>
+                <w:szCs w:val="18"/>
+              </w:rPr>
+              <w:t xml:space="preserve">паспорт с матрицей заинтересованных сторон</w:t>
             </w:r>
           </w:p>
         </w:tc>
@@ -12068,7 +12068,7 @@
       <w:tr>
         <w:tc>
           <w:tcPr>
-            <w:tcW w:type="pct" w:w="33%"/>
+            <w:tcW w:type="pct" w:w="30%"/>
             <w:tcBorders>
               <w:top w:val="single" w:color="B3B3B3" w:sz="4"/>
               <w:left w:val="single" w:color="B3B3B3" w:sz="4"/>
@@ -12140,7 +12140,7 @@
         </w:tc>
         <w:tc>
           <w:tcPr>
-            <w:tcW w:type="pct" w:w="54%"/>
+            <w:tcW w:type="pct" w:w="57%"/>
             <w:tcBorders>
               <w:top w:val="single" w:color="B3B3B3" w:sz="4"/>
               <w:left w:val="single" w:color="B3B3B3" w:sz="4"/>
@@ -12214,7 +12214,7 @@
       <w:tr>
         <w:tc>
           <w:tcPr>
-            <w:tcW w:type="pct" w:w="33%"/>
+            <w:tcW w:type="pct" w:w="30%"/>
             <w:tcBorders>
               <w:top w:val="single" w:color="B3B3B3" w:sz="4"/>
               <w:left w:val="single" w:color="B3B3B3" w:sz="4"/>
@@ -12286,37 +12286,37 @@
         </w:tc>
         <w:tc>
           <w:tcPr>
-            <w:tcW w:type="pct" w:w="54%"/>
-            <w:tcBorders>
-              <w:top w:val="single" w:color="B3B3B3" w:sz="4"/>
-              <w:left w:val="single" w:color="B3B3B3" w:sz="4"/>
-              <w:bottom w:val="single" w:color="B3B3B3" w:sz="4"/>
-              <w:right w:val="single" w:color="B3B3B3" w:sz="4"/>
-            </w:tcBorders>
-            <w:tcMar>
-              <w:top w:type="dxa" w:w="60"/>
-              <w:left w:type="dxa" w:w="100"/>
-              <w:bottom w:type="dxa" w:w="60"/>
-              <w:right w:type="dxa" w:w="100"/>
-            </w:tcMar>
-            <w:vAlign w:val="center"/>
-          </w:tcPr>
-          <w:p>
-            <w:pPr>
-              <w:spacing w:after="0" w:line="250"/>
-            </w:pPr>
-            <w:r>
-              <w:rPr>
-                <w:rFonts w:ascii="Arial" w:cs="Arial" w:eastAsia="Arial" w:hAnsi="Arial"/>
-                <w:b w:val="false"/>
-                <w:bCs w:val="false"/>
-                <w:i w:val="false"/>
-                <w:iCs w:val="false"/>
-                <w:color w:val="1A1A1A"/>
-                <w:sz w:val="18"/>
-                <w:szCs w:val="18"/>
-              </w:rPr>
-              <w:t xml:space="preserve">WBS, Ганта, смета, реестр рисков одним документом</w:t>
+            <w:tcW w:type="pct" w:w="57%"/>
+            <w:tcBorders>
+              <w:top w:val="single" w:color="B3B3B3" w:sz="4"/>
+              <w:left w:val="single" w:color="B3B3B3" w:sz="4"/>
+              <w:bottom w:val="single" w:color="B3B3B3" w:sz="4"/>
+              <w:right w:val="single" w:color="B3B3B3" w:sz="4"/>
+            </w:tcBorders>
+            <w:tcMar>
+              <w:top w:type="dxa" w:w="60"/>
+              <w:left w:type="dxa" w:w="100"/>
+              <w:bottom w:type="dxa" w:w="60"/>
+              <w:right w:type="dxa" w:w="100"/>
+            </w:tcMar>
+            <w:vAlign w:val="center"/>
+          </w:tcPr>
+          <w:p>
+            <w:pPr>
+              <w:spacing w:after="0" w:line="250"/>
+            </w:pPr>
+            <w:r>
+              <w:rPr>
+                <w:rFonts w:ascii="Arial" w:cs="Arial" w:eastAsia="Arial" w:hAnsi="Arial"/>
+                <w:b w:val="false"/>
+                <w:bCs w:val="false"/>
+                <w:i w:val="false"/>
+                <w:iCs w:val="false"/>
+                <w:color w:val="1A1A1A"/>
+                <w:sz w:val="18"/>
+                <w:szCs w:val="18"/>
+              </w:rPr>
+              <w:t xml:space="preserve">структура работ, диаграмма Ганта, смета, реестр рисков одним документом</w:t>
             </w:r>
           </w:p>
         </w:tc>
@@ -12360,7 +12360,7 @@
       <w:tr>
         <w:tc>
           <w:tcPr>
-            <w:tcW w:type="pct" w:w="33%"/>
+            <w:tcW w:type="pct" w:w="30%"/>
             <w:tcBorders>
               <w:top w:val="single" w:color="B3B3B3" w:sz="4"/>
               <w:left w:val="single" w:color="B3B3B3" w:sz="4"/>
@@ -12432,7 +12432,7 @@
         </w:tc>
         <w:tc>
           <w:tcPr>
-            <w:tcW w:type="pct" w:w="54%"/>
+            <w:tcW w:type="pct" w:w="57%"/>
             <w:tcBorders>
               <w:top w:val="single" w:color="B3B3B3" w:sz="4"/>
               <w:left w:val="single" w:color="B3B3B3" w:sz="4"/>
@@ -12506,7 +12506,7 @@
       <w:tr>
         <w:tc>
           <w:tcPr>
-            <w:tcW w:type="pct" w:w="33%"/>
+            <w:tcW w:type="pct" w:w="30%"/>
             <w:tcBorders>
               <w:top w:val="single" w:color="B3B3B3" w:sz="4"/>
               <w:left w:val="single" w:color="B3B3B3" w:sz="4"/>
@@ -12578,7 +12578,7 @@
         </w:tc>
         <w:tc>
           <w:tcPr>
-            <w:tcW w:type="pct" w:w="54%"/>
+            <w:tcW w:type="pct" w:w="57%"/>
             <w:tcBorders>
               <w:top w:val="single" w:color="B3B3B3" w:sz="4"/>
               <w:left w:val="single" w:color="B3B3B3" w:sz="4"/>
@@ -12652,7 +12652,7 @@
       <w:tr>
         <w:tc>
           <w:tcPr>
-            <w:tcW w:type="pct" w:w="33%"/>
+            <w:tcW w:type="pct" w:w="30%"/>
             <w:tcBorders>
               <w:top w:val="single" w:color="B3B3B3" w:sz="4"/>
               <w:left w:val="single" w:color="B3B3B3" w:sz="4"/>
@@ -12724,7 +12724,7 @@
         </w:tc>
         <w:tc>
           <w:tcPr>
-            <w:tcW w:type="pct" w:w="54%"/>
+            <w:tcW w:type="pct" w:w="57%"/>
             <w:tcBorders>
               <w:top w:val="single" w:color="B3B3B3" w:sz="4"/>
               <w:left w:val="single" w:color="B3B3B3" w:sz="4"/>
@@ -12798,7 +12798,7 @@
       <w:tr>
         <w:tc>
           <w:tcPr>
-            <w:tcW w:type="pct" w:w="33%"/>
+            <w:tcW w:type="pct" w:w="30%"/>
             <w:tcBorders>
               <w:top w:val="single" w:color="B3B3B3" w:sz="4"/>
               <w:left w:val="single" w:color="B3B3B3" w:sz="4"/>
@@ -12857,7 +12857,7 @@
         </w:tc>
         <w:tc>
           <w:tcPr>
-            <w:tcW w:type="pct" w:w="54%"/>
+            <w:tcW w:type="pct" w:w="57%"/>
             <w:tcBorders>
               <w:top w:val="single" w:color="B3B3B3" w:sz="4"/>
               <w:left w:val="single" w:color="B3B3B3" w:sz="4"/>
@@ -13290,7 +13290,7 @@
                 <w:sz w:val="18"/>
                 <w:szCs w:val="18"/>
               </w:rPr>
-              <w:t xml:space="preserve">проблема и её владелец названы; результат проверяем и имеет форму предъявления; границы записаны; критерии успеха измеримы; стейкхолдеры со стратегиями</w:t>
+              <w:t xml:space="preserve">проблема и её владелец названы; результат проверяем и имеет форму предъявления; границы записаны; критерии успеха измеримы; заинтересованные стороны со стратегиями</w:t>
             </w:r>
           </w:p>
         </w:tc>
@@ -13364,7 +13364,7 @@
                 <w:sz w:val="18"/>
                 <w:szCs w:val="18"/>
               </w:rPr>
-              <w:t xml:space="preserve">WBS по правилу 100 %, с «отчётом и защитой» и «управлением проектом»; у пакетов один ответственный и длительность; критический путь посчитан; риски с владельцами и ответами</w:t>
+              <w:t xml:space="preserve">структура работ по правилу 100 %, с «отчётом и защитой» и «управлением проектом»; у пакетов один ответственный и длительность; критический путь посчитан; риски с владельцами и ответами</w:t>
             </w:r>
           </w:p>
         </w:tc>
@@ -13620,7 +13620,7 @@
           <w:sz w:val="20"/>
           <w:szCs w:val="20"/>
         </w:rPr>
-        <w:t xml:space="preserve">Дисциплина построена вокруг командного проекта, который команда из 3–4 студентов ведёт весь семестр — от проблемы до защиты. Каждое занятие начинается с короткой лекционной части (15–30 минут). Затем команды применяют новый инструмент к своему проекту, преподаватель разбирает первые результаты, и команда дома готовит вторую версию листа. Выход каждого шага — вход следующего: паспорт → деревья проблем и целей → WBS → календарный план → риски → журнал → отчёт → защита. К каждому шагу есть глава методических указаний (зачем шаг нужен, порядок действий, пример, типичные ошибки, самопроверка), бланк в рабочей тетради и инструмент в цифровой версии. Самостоятельная работа — это прежде всего работа над проектом: разговоры с пользователями, вторые версии листов, прототип, журнал. Все артефакты загружаются в ЭИОС ГУАП.</w:t>
+        <w:t xml:space="preserve">Дисциплина построена вокруг командного проекта, который команда из 3–4 студентов ведёт весь семестр — от проблемы до защиты. Каждое занятие начинается с короткой лекционной части (15–30 минут). Затем команды применяют новый инструмент к своему проекту, преподаватель разбирает первые результаты, и команда дома готовит вторую версию листа. Выход каждого шага — вход следующего: паспорт → деревья проблем и целей → структура работ → календарный план → риски → журнал → отчёт → защита. К каждому шагу есть глава методических указаний (зачем шаг нужен, порядок действий, пример, типичные ошибки, самопроверка), бланк в рабочей тетради и инструмент в цифровой версии. Самостоятельная работа — это прежде всего работа над проектом: разговоры с пользователями, вторые версии листов, прототип, журнал. Все артефакты загружаются в ЭИОС ГУАП.</w:t>
       </w:r>
     </w:p>
     <w:p>

--- a/docs/metodichka/rpd/RPD_2027_OPD_1kurs_chernovik.docx
+++ b/docs/metodichka/rpd/RPD_2027_OPD_1kurs_chernovik.docx
@@ -11490,7 +11490,7 @@
           <w:sz w:val="20"/>
           <w:szCs w:val="20"/>
         </w:rPr>
-        <w:t xml:space="preserve">10. Belbin, R. M. Management Teams: Why They Succeed or Fail / R. M. Belbin. – 3rd ed. – Oxford : Butterworth-Heinemann, 2010. – [уточнить: объём].</w:t>
+        <w:t xml:space="preserve">10. Belbin, R. M. Management Teams : Why They Succeed or Fail / R. M. Belbin. – 3rd ed. – Oxford : Butterworth-Heinemann, 2010. – [уточнить: объём].</w:t>
       </w:r>
     </w:p>
     <w:p>
@@ -11509,7 +11509,7 @@
           <w:sz w:val="20"/>
           <w:szCs w:val="20"/>
         </w:rPr>
-        <w:t xml:space="preserve">11. Osterwalder, A. Value Proposition Design / A. Osterwalder, Y. Pigneur, G. Bernarda, A. Smith. – Hoboken : Wiley, 2014. – [уточнить: объём].</w:t>
+        <w:t xml:space="preserve">11. Value Proposition Design / A. Osterwalder, Y. Pigneur, G. Bernarda, A. Smith. – Hoboken : Wiley, 2014. – [уточнить: объём].</w:t>
       </w:r>
     </w:p>
     <w:p>
